--- a/LabWork8.docx
+++ b/LabWork8.docx
@@ -521,10 +521,10 @@
           <w:lang w:eastAsia="ru-RU"/>
         </w:rPr>
         <w:drawing>
-          <wp:inline distT="0" distB="0" distL="0" distR="0" wp14:anchorId="3620FF64" wp14:editId="4436F925">
-            <wp:extent cx="6386286" cy="4965337"/>
-            <wp:effectExtent l="0" t="0" r="0" b="6985"/>
-            <wp:docPr id="7" name="Рисунок 7"/>
+          <wp:inline distT="0" distB="0" distL="0" distR="0" wp14:anchorId="28C54198" wp14:editId="01E96C63">
+            <wp:extent cx="8911772" cy="4933764"/>
+            <wp:effectExtent l="0" t="0" r="3810" b="635"/>
+            <wp:docPr id="9" name="Рисунок 9"/>
             <wp:cNvGraphicFramePr>
               <a:graphicFrameLocks xmlns:a="http://schemas.openxmlformats.org/drawingml/2006/main" noChangeAspect="1"/>
             </wp:cNvGraphicFramePr>
@@ -544,7 +544,7 @@
                   <pic:spPr>
                     <a:xfrm>
                       <a:off x="0" y="0"/>
-                      <a:ext cx="6412177" cy="4985467"/>
+                      <a:ext cx="8948241" cy="4953954"/>
                     </a:xfrm>
                     <a:prstGeom prst="rect">
                       <a:avLst/>
@@ -561,7 +561,6 @@
       <w:pPr>
         <w:rPr>
           <w:sz w:val="32"/>
-          <w:lang w:val="en-US"/>
         </w:rPr>
       </w:pPr>
       <w:r>
@@ -572,8 +571,414 @@
         <w:lastRenderedPageBreak/>
         <w:t xml:space="preserve">5.5 </w:t>
       </w:r>
+      <w:r>
+        <w:rPr>
+          <w:sz w:val="32"/>
+        </w:rPr>
+        <w:t>Перемещение метода</w:t>
+      </w:r>
+    </w:p>
+    <w:p>
+      <w:pPr>
+        <w:rPr>
+          <w:sz w:val="32"/>
+        </w:rPr>
+      </w:pPr>
+      <w:r>
+        <w:rPr>
+          <w:noProof/>
+          <w:lang w:eastAsia="ru-RU"/>
+        </w:rPr>
+        <w:drawing>
+          <wp:inline distT="0" distB="0" distL="0" distR="0" wp14:anchorId="15214380" wp14:editId="1499A6C0">
+            <wp:extent cx="10825656" cy="2177143"/>
+            <wp:effectExtent l="0" t="0" r="0" b="0"/>
+            <wp:docPr id="13" name="Рисунок 13"/>
+            <wp:cNvGraphicFramePr>
+              <a:graphicFrameLocks xmlns:a="http://schemas.openxmlformats.org/drawingml/2006/main" noChangeAspect="1"/>
+            </wp:cNvGraphicFramePr>
+            <a:graphic xmlns:a="http://schemas.openxmlformats.org/drawingml/2006/main">
+              <a:graphicData uri="http://schemas.openxmlformats.org/drawingml/2006/picture">
+                <pic:pic xmlns:pic="http://schemas.openxmlformats.org/drawingml/2006/picture">
+                  <pic:nvPicPr>
+                    <pic:cNvPr id="1" name=""/>
+                    <pic:cNvPicPr/>
+                  </pic:nvPicPr>
+                  <pic:blipFill>
+                    <a:blip r:embed="rId11"/>
+                    <a:stretch>
+                      <a:fillRect/>
+                    </a:stretch>
+                  </pic:blipFill>
+                  <pic:spPr>
+                    <a:xfrm>
+                      <a:off x="0" y="0"/>
+                      <a:ext cx="10928721" cy="2197870"/>
+                    </a:xfrm>
+                    <a:prstGeom prst="rect">
+                      <a:avLst/>
+                    </a:prstGeom>
+                  </pic:spPr>
+                </pic:pic>
+              </a:graphicData>
+            </a:graphic>
+          </wp:inline>
+        </w:drawing>
+      </w:r>
+    </w:p>
+    <w:p>
+      <w:pPr>
+        <w:rPr>
+          <w:sz w:val="32"/>
+        </w:rPr>
+      </w:pPr>
+      <w:r>
+        <w:rPr>
+          <w:sz w:val="32"/>
+        </w:rPr>
+        <w:t>--</w:t>
+      </w:r>
+    </w:p>
+    <w:p>
+      <w:pPr>
+        <w:rPr>
+          <w:sz w:val="32"/>
+        </w:rPr>
+      </w:pPr>
+      <w:r>
+        <w:rPr>
+          <w:noProof/>
+          <w:lang w:eastAsia="ru-RU"/>
+        </w:rPr>
+        <w:drawing>
+          <wp:inline distT="0" distB="0" distL="0" distR="0" wp14:anchorId="0B9747F5" wp14:editId="15DDABE4">
+            <wp:extent cx="10871200" cy="2192259"/>
+            <wp:effectExtent l="0" t="0" r="6350" b="0"/>
+            <wp:docPr id="14" name="Рисунок 14"/>
+            <wp:cNvGraphicFramePr>
+              <a:graphicFrameLocks xmlns:a="http://schemas.openxmlformats.org/drawingml/2006/main" noChangeAspect="1"/>
+            </wp:cNvGraphicFramePr>
+            <a:graphic xmlns:a="http://schemas.openxmlformats.org/drawingml/2006/main">
+              <a:graphicData uri="http://schemas.openxmlformats.org/drawingml/2006/picture">
+                <pic:pic xmlns:pic="http://schemas.openxmlformats.org/drawingml/2006/picture">
+                  <pic:nvPicPr>
+                    <pic:cNvPr id="1" name=""/>
+                    <pic:cNvPicPr/>
+                  </pic:nvPicPr>
+                  <pic:blipFill>
+                    <a:blip r:embed="rId12"/>
+                    <a:stretch>
+                      <a:fillRect/>
+                    </a:stretch>
+                  </pic:blipFill>
+                  <pic:spPr>
+                    <a:xfrm>
+                      <a:off x="0" y="0"/>
+                      <a:ext cx="10953839" cy="2208924"/>
+                    </a:xfrm>
+                    <a:prstGeom prst="rect">
+                      <a:avLst/>
+                    </a:prstGeom>
+                  </pic:spPr>
+                </pic:pic>
+              </a:graphicData>
+            </a:graphic>
+          </wp:inline>
+        </w:drawing>
+      </w:r>
+    </w:p>
+    <w:p>
+      <w:pPr>
+        <w:rPr>
+          <w:sz w:val="32"/>
+        </w:rPr>
+      </w:pPr>
+      <w:r>
+        <w:rPr>
+          <w:noProof/>
+          <w:lang w:eastAsia="ru-RU"/>
+        </w:rPr>
+        <w:drawing>
+          <wp:inline distT="0" distB="0" distL="0" distR="0" wp14:anchorId="4FB2EE16" wp14:editId="453DDFF5">
+            <wp:extent cx="7561943" cy="3756991"/>
+            <wp:effectExtent l="0" t="0" r="1270" b="0"/>
+            <wp:docPr id="15" name="Рисунок 15"/>
+            <wp:cNvGraphicFramePr>
+              <a:graphicFrameLocks xmlns:a="http://schemas.openxmlformats.org/drawingml/2006/main" noChangeAspect="1"/>
+            </wp:cNvGraphicFramePr>
+            <a:graphic xmlns:a="http://schemas.openxmlformats.org/drawingml/2006/main">
+              <a:graphicData uri="http://schemas.openxmlformats.org/drawingml/2006/picture">
+                <pic:pic xmlns:pic="http://schemas.openxmlformats.org/drawingml/2006/picture">
+                  <pic:nvPicPr>
+                    <pic:cNvPr id="1" name=""/>
+                    <pic:cNvPicPr/>
+                  </pic:nvPicPr>
+                  <pic:blipFill>
+                    <a:blip r:embed="rId13"/>
+                    <a:stretch>
+                      <a:fillRect/>
+                    </a:stretch>
+                  </pic:blipFill>
+                  <pic:spPr>
+                    <a:xfrm>
+                      <a:off x="0" y="0"/>
+                      <a:ext cx="7582554" cy="3767231"/>
+                    </a:xfrm>
+                    <a:prstGeom prst="rect">
+                      <a:avLst/>
+                    </a:prstGeom>
+                  </pic:spPr>
+                </pic:pic>
+              </a:graphicData>
+            </a:graphic>
+          </wp:inline>
+        </w:drawing>
+      </w:r>
+    </w:p>
+    <w:p>
+      <w:pPr>
+        <w:rPr>
+          <w:sz w:val="32"/>
+          <w:lang w:val="en-US"/>
+        </w:rPr>
+      </w:pPr>
+      <w:r>
+        <w:rPr>
+          <w:sz w:val="32"/>
+          <w:lang w:val="en-US"/>
+        </w:rPr>
+        <w:lastRenderedPageBreak/>
+        <w:t>5.6</w:t>
+      </w:r>
+    </w:p>
+    <w:p>
+      <w:pPr>
+        <w:rPr>
+          <w:sz w:val="32"/>
+          <w:lang w:val="en-US"/>
+        </w:rPr>
+      </w:pPr>
+    </w:p>
+    <w:p>
+      <w:pPr>
+        <w:rPr>
+          <w:sz w:val="32"/>
+          <w:lang w:val="en-US"/>
+        </w:rPr>
+      </w:pPr>
+      <w:r>
+        <w:rPr>
+          <w:sz w:val="32"/>
+          <w:lang w:val="en-US"/>
+        </w:rPr>
+        <w:t>5.7</w:t>
+      </w:r>
+    </w:p>
+    <w:p>
+      <w:pPr>
+        <w:rPr>
+          <w:sz w:val="32"/>
+          <w:lang w:val="en-US"/>
+        </w:rPr>
+      </w:pPr>
+    </w:p>
+    <w:p>
+      <w:pPr>
+        <w:rPr>
+          <w:sz w:val="32"/>
+          <w:lang w:val="en-US"/>
+        </w:rPr>
+      </w:pPr>
+      <w:r>
+        <w:rPr>
+          <w:sz w:val="32"/>
+          <w:lang w:val="en-US"/>
+        </w:rPr>
+        <w:br w:type="page"/>
+      </w:r>
+    </w:p>
+    <w:p>
+      <w:pPr>
+        <w:rPr>
+          <w:sz w:val="32"/>
+        </w:rPr>
+      </w:pPr>
+      <w:r>
+        <w:rPr>
+          <w:sz w:val="32"/>
+          <w:lang w:val="en-US"/>
+        </w:rPr>
+        <w:lastRenderedPageBreak/>
+        <w:t xml:space="preserve">5.8 </w:t>
+      </w:r>
+      <w:r>
+        <w:rPr>
+          <w:sz w:val="32"/>
+        </w:rPr>
+        <w:t>Замена длинного метода</w:t>
+      </w:r>
+    </w:p>
+    <w:p>
+      <w:pPr>
+        <w:rPr>
+          <w:sz w:val="32"/>
+        </w:rPr>
+      </w:pPr>
+      <w:r>
+        <w:rPr>
+          <w:noProof/>
+          <w:lang w:eastAsia="ru-RU"/>
+        </w:rPr>
+        <w:drawing>
+          <wp:inline distT="0" distB="0" distL="0" distR="0" wp14:anchorId="2C872AF6" wp14:editId="021CB59D">
+            <wp:extent cx="6691086" cy="3554157"/>
+            <wp:effectExtent l="0" t="0" r="0" b="8255"/>
+            <wp:docPr id="10" name="Рисунок 10"/>
+            <wp:cNvGraphicFramePr>
+              <a:graphicFrameLocks xmlns:a="http://schemas.openxmlformats.org/drawingml/2006/main" noChangeAspect="1"/>
+            </wp:cNvGraphicFramePr>
+            <a:graphic xmlns:a="http://schemas.openxmlformats.org/drawingml/2006/main">
+              <a:graphicData uri="http://schemas.openxmlformats.org/drawingml/2006/picture">
+                <pic:pic xmlns:pic="http://schemas.openxmlformats.org/drawingml/2006/picture">
+                  <pic:nvPicPr>
+                    <pic:cNvPr id="1" name=""/>
+                    <pic:cNvPicPr/>
+                  </pic:nvPicPr>
+                  <pic:blipFill>
+                    <a:blip r:embed="rId14"/>
+                    <a:stretch>
+                      <a:fillRect/>
+                    </a:stretch>
+                  </pic:blipFill>
+                  <pic:spPr>
+                    <a:xfrm>
+                      <a:off x="0" y="0"/>
+                      <a:ext cx="6730576" cy="3575133"/>
+                    </a:xfrm>
+                    <a:prstGeom prst="rect">
+                      <a:avLst/>
+                    </a:prstGeom>
+                  </pic:spPr>
+                </pic:pic>
+              </a:graphicData>
+            </a:graphic>
+          </wp:inline>
+        </w:drawing>
+      </w:r>
+    </w:p>
+    <w:p>
+      <w:pPr>
+        <w:rPr>
+          <w:sz w:val="32"/>
+          <w:lang w:val="en-US"/>
+        </w:rPr>
+      </w:pPr>
+      <w:r>
+        <w:rPr>
+          <w:sz w:val="32"/>
+          <w:lang w:val="en-US"/>
+        </w:rPr>
+        <w:t>---</w:t>
+      </w:r>
       <w:bookmarkStart w:id="0" w:name="_GoBack"/>
       <w:bookmarkEnd w:id="0"/>
+    </w:p>
+    <w:p>
+      <w:pPr>
+        <w:rPr>
+          <w:sz w:val="32"/>
+        </w:rPr>
+      </w:pPr>
+      <w:r>
+        <w:rPr>
+          <w:noProof/>
+          <w:lang w:eastAsia="ru-RU"/>
+        </w:rPr>
+        <w:lastRenderedPageBreak/>
+        <w:drawing>
+          <wp:inline distT="0" distB="0" distL="0" distR="0" wp14:anchorId="5903B5C9" wp14:editId="19ED1544">
+            <wp:extent cx="8467725" cy="4924425"/>
+            <wp:effectExtent l="0" t="0" r="9525" b="9525"/>
+            <wp:docPr id="16" name="Рисунок 16"/>
+            <wp:cNvGraphicFramePr>
+              <a:graphicFrameLocks xmlns:a="http://schemas.openxmlformats.org/drawingml/2006/main" noChangeAspect="1"/>
+            </wp:cNvGraphicFramePr>
+            <a:graphic xmlns:a="http://schemas.openxmlformats.org/drawingml/2006/main">
+              <a:graphicData uri="http://schemas.openxmlformats.org/drawingml/2006/picture">
+                <pic:pic xmlns:pic="http://schemas.openxmlformats.org/drawingml/2006/picture">
+                  <pic:nvPicPr>
+                    <pic:cNvPr id="1" name=""/>
+                    <pic:cNvPicPr/>
+                  </pic:nvPicPr>
+                  <pic:blipFill>
+                    <a:blip r:embed="rId15"/>
+                    <a:stretch>
+                      <a:fillRect/>
+                    </a:stretch>
+                  </pic:blipFill>
+                  <pic:spPr>
+                    <a:xfrm>
+                      <a:off x="0" y="0"/>
+                      <a:ext cx="8467725" cy="4924425"/>
+                    </a:xfrm>
+                    <a:prstGeom prst="rect">
+                      <a:avLst/>
+                    </a:prstGeom>
+                  </pic:spPr>
+                </pic:pic>
+              </a:graphicData>
+            </a:graphic>
+          </wp:inline>
+        </w:drawing>
+      </w:r>
+    </w:p>
+    <w:p>
+      <w:pPr>
+        <w:rPr>
+          <w:sz w:val="32"/>
+        </w:rPr>
+      </w:pPr>
+      <w:r>
+        <w:rPr>
+          <w:noProof/>
+          <w:lang w:eastAsia="ru-RU"/>
+        </w:rPr>
+        <w:drawing>
+          <wp:inline distT="0" distB="0" distL="0" distR="0" wp14:anchorId="4595C6A6" wp14:editId="0A6D7DAB">
+            <wp:extent cx="7134225" cy="2324100"/>
+            <wp:effectExtent l="0" t="0" r="9525" b="0"/>
+            <wp:docPr id="17" name="Рисунок 17"/>
+            <wp:cNvGraphicFramePr>
+              <a:graphicFrameLocks xmlns:a="http://schemas.openxmlformats.org/drawingml/2006/main" noChangeAspect="1"/>
+            </wp:cNvGraphicFramePr>
+            <a:graphic xmlns:a="http://schemas.openxmlformats.org/drawingml/2006/main">
+              <a:graphicData uri="http://schemas.openxmlformats.org/drawingml/2006/picture">
+                <pic:pic xmlns:pic="http://schemas.openxmlformats.org/drawingml/2006/picture">
+                  <pic:nvPicPr>
+                    <pic:cNvPr id="1" name=""/>
+                    <pic:cNvPicPr/>
+                  </pic:nvPicPr>
+                  <pic:blipFill>
+                    <a:blip r:embed="rId16"/>
+                    <a:stretch>
+                      <a:fillRect/>
+                    </a:stretch>
+                  </pic:blipFill>
+                  <pic:spPr>
+                    <a:xfrm>
+                      <a:off x="0" y="0"/>
+                      <a:ext cx="7134225" cy="2324100"/>
+                    </a:xfrm>
+                    <a:prstGeom prst="rect">
+                      <a:avLst/>
+                    </a:prstGeom>
+                  </pic:spPr>
+                </pic:pic>
+              </a:graphicData>
+            </a:graphic>
+          </wp:inline>
+        </w:drawing>
+      </w:r>
     </w:p>
     <w:sectPr>
       <w:pgSz w:w="23811" w:h="16838" w:orient="landscape" w:code="8"/>

--- a/LabWork8.docx
+++ b/LabWork8.docx
@@ -165,7 +165,13 @@
         <w:rPr>
           <w:sz w:val="32"/>
         </w:rPr>
-        <w:t>Создание переменных</w:t>
+        <w:t xml:space="preserve">Создание </w:t>
+      </w:r>
+      <w:r>
+        <w:rPr>
+          <w:sz w:val="32"/>
+        </w:rPr>
+        <w:t>констант</w:t>
       </w:r>
       <w:r>
         <w:rPr>
@@ -341,8 +347,8 @@
         </w:rPr>
         <w:drawing>
           <wp:inline distT="0" distB="0" distL="0" distR="0" wp14:anchorId="320A2852" wp14:editId="04D50F68">
-            <wp:extent cx="10260810" cy="5573486"/>
-            <wp:effectExtent l="0" t="0" r="7620" b="8255"/>
+            <wp:extent cx="14152422" cy="7687340"/>
+            <wp:effectExtent l="0" t="0" r="1905" b="8890"/>
             <wp:docPr id="5" name="Рисунок 5"/>
             <wp:cNvGraphicFramePr>
               <a:graphicFrameLocks xmlns:a="http://schemas.openxmlformats.org/drawingml/2006/main" noChangeAspect="1"/>
@@ -363,7 +369,7 @@
                   <pic:spPr>
                     <a:xfrm>
                       <a:off x="0" y="0"/>
-                      <a:ext cx="10398017" cy="5648015"/>
+                      <a:ext cx="14375766" cy="7808656"/>
                     </a:xfrm>
                     <a:prstGeom prst="rect">
                       <a:avLst/>
@@ -375,54 +381,6 @@
           </wp:inline>
         </w:drawing>
       </w:r>
-    </w:p>
-    <w:p>
-      <w:pPr>
-        <w:rPr>
-          <w:sz w:val="32"/>
-          <w:lang w:val="en-US"/>
-        </w:rPr>
-      </w:pPr>
-    </w:p>
-    <w:p>
-      <w:pPr>
-        <w:rPr>
-          <w:sz w:val="32"/>
-          <w:lang w:val="en-US"/>
-        </w:rPr>
-      </w:pPr>
-    </w:p>
-    <w:p>
-      <w:pPr>
-        <w:rPr>
-          <w:sz w:val="32"/>
-          <w:lang w:val="en-US"/>
-        </w:rPr>
-      </w:pPr>
-    </w:p>
-    <w:p>
-      <w:pPr>
-        <w:rPr>
-          <w:sz w:val="32"/>
-          <w:lang w:val="en-US"/>
-        </w:rPr>
-      </w:pPr>
-    </w:p>
-    <w:p>
-      <w:pPr>
-        <w:rPr>
-          <w:sz w:val="32"/>
-          <w:lang w:val="en-US"/>
-        </w:rPr>
-      </w:pPr>
-    </w:p>
-    <w:p>
-      <w:pPr>
-        <w:rPr>
-          <w:sz w:val="32"/>
-          <w:lang w:val="en-US"/>
-        </w:rPr>
-      </w:pPr>
     </w:p>
     <w:p>
       <w:pPr>
@@ -521,10 +479,10 @@
           <w:lang w:eastAsia="ru-RU"/>
         </w:rPr>
         <w:drawing>
-          <wp:inline distT="0" distB="0" distL="0" distR="0" wp14:anchorId="28C54198" wp14:editId="01E96C63">
-            <wp:extent cx="8911772" cy="4933764"/>
-            <wp:effectExtent l="0" t="0" r="3810" b="635"/>
-            <wp:docPr id="9" name="Рисунок 9"/>
+          <wp:inline distT="0" distB="0" distL="0" distR="0" wp14:anchorId="689FAD17" wp14:editId="79A15B54">
+            <wp:extent cx="6124353" cy="5085876"/>
+            <wp:effectExtent l="0" t="0" r="0" b="635"/>
+            <wp:docPr id="21" name="Рисунок 21"/>
             <wp:cNvGraphicFramePr>
               <a:graphicFrameLocks xmlns:a="http://schemas.openxmlformats.org/drawingml/2006/main" noChangeAspect="1"/>
             </wp:cNvGraphicFramePr>
@@ -544,7 +502,7 @@
                   <pic:spPr>
                     <a:xfrm>
                       <a:off x="0" y="0"/>
-                      <a:ext cx="8948241" cy="4953954"/>
+                      <a:ext cx="6140560" cy="5099335"/>
                     </a:xfrm>
                     <a:prstGeom prst="rect">
                       <a:avLst/>
@@ -699,10 +657,10 @@
           <w:lang w:eastAsia="ru-RU"/>
         </w:rPr>
         <w:drawing>
-          <wp:inline distT="0" distB="0" distL="0" distR="0" wp14:anchorId="4FB2EE16" wp14:editId="453DDFF5">
-            <wp:extent cx="7561943" cy="3756991"/>
-            <wp:effectExtent l="0" t="0" r="1270" b="0"/>
-            <wp:docPr id="15" name="Рисунок 15"/>
+          <wp:inline distT="0" distB="0" distL="0" distR="0" wp14:anchorId="0CDF274C" wp14:editId="7D4054DF">
+            <wp:extent cx="6124755" cy="3699725"/>
+            <wp:effectExtent l="0" t="0" r="0" b="0"/>
+            <wp:docPr id="19" name="Рисунок 19"/>
             <wp:cNvGraphicFramePr>
               <a:graphicFrameLocks xmlns:a="http://schemas.openxmlformats.org/drawingml/2006/main" noChangeAspect="1"/>
             </wp:cNvGraphicFramePr>
@@ -722,7 +680,7 @@
                   <pic:spPr>
                     <a:xfrm>
                       <a:off x="0" y="0"/>
-                      <a:ext cx="7582554" cy="3767231"/>
+                      <a:ext cx="6162157" cy="3722318"/>
                     </a:xfrm>
                     <a:prstGeom prst="rect">
                       <a:avLst/>
@@ -739,7 +697,6 @@
       <w:pPr>
         <w:rPr>
           <w:sz w:val="32"/>
-          <w:lang w:val="en-US"/>
         </w:rPr>
       </w:pPr>
       <w:r>
@@ -750,78 +707,25 @@
         <w:lastRenderedPageBreak/>
         <w:t>5.6</w:t>
       </w:r>
-    </w:p>
-    <w:p>
-      <w:pPr>
-        <w:rPr>
-          <w:sz w:val="32"/>
-          <w:lang w:val="en-US"/>
-        </w:rPr>
-      </w:pPr>
-    </w:p>
-    <w:p>
-      <w:pPr>
-        <w:rPr>
-          <w:sz w:val="32"/>
-          <w:lang w:val="en-US"/>
-        </w:rPr>
-      </w:pPr>
-      <w:r>
-        <w:rPr>
-          <w:sz w:val="32"/>
-          <w:lang w:val="en-US"/>
-        </w:rPr>
-        <w:t>5.7</w:t>
-      </w:r>
-    </w:p>
-    <w:p>
-      <w:pPr>
-        <w:rPr>
-          <w:sz w:val="32"/>
-          <w:lang w:val="en-US"/>
-        </w:rPr>
-      </w:pPr>
-    </w:p>
-    <w:p>
-      <w:pPr>
-        <w:rPr>
-          <w:sz w:val="32"/>
-          <w:lang w:val="en-US"/>
-        </w:rPr>
-      </w:pPr>
-      <w:r>
-        <w:rPr>
-          <w:sz w:val="32"/>
-          <w:lang w:val="en-US"/>
-        </w:rPr>
-        <w:br w:type="page"/>
-      </w:r>
-    </w:p>
-    <w:p>
-      <w:pPr>
-        <w:rPr>
-          <w:sz w:val="32"/>
-        </w:rPr>
-      </w:pPr>
-      <w:r>
-        <w:rPr>
-          <w:sz w:val="32"/>
-          <w:lang w:val="en-US"/>
-        </w:rPr>
-        <w:lastRenderedPageBreak/>
-        <w:t xml:space="preserve">5.8 </w:t>
-      </w:r>
-      <w:r>
-        <w:rPr>
-          <w:sz w:val="32"/>
-        </w:rPr>
-        <w:t>Замена длинного метода</w:t>
-      </w:r>
-    </w:p>
-    <w:p>
-      <w:pPr>
-        <w:rPr>
-          <w:sz w:val="32"/>
+      <w:r>
+        <w:rPr>
+          <w:sz w:val="32"/>
+          <w:lang w:val="en-US"/>
+        </w:rPr>
+        <w:t xml:space="preserve"> </w:t>
+      </w:r>
+      <w:r>
+        <w:rPr>
+          <w:sz w:val="32"/>
+        </w:rPr>
+        <w:t>Извлечение метода</w:t>
+      </w:r>
+    </w:p>
+    <w:p>
+      <w:pPr>
+        <w:rPr>
+          <w:sz w:val="32"/>
+          <w:lang w:val="en-US"/>
         </w:rPr>
       </w:pPr>
       <w:r>
@@ -830,10 +734,59 @@
           <w:lang w:eastAsia="ru-RU"/>
         </w:rPr>
         <w:drawing>
-          <wp:inline distT="0" distB="0" distL="0" distR="0" wp14:anchorId="2C872AF6" wp14:editId="021CB59D">
-            <wp:extent cx="6691086" cy="3554157"/>
-            <wp:effectExtent l="0" t="0" r="0" b="8255"/>
-            <wp:docPr id="10" name="Рисунок 10"/>
+          <wp:inline distT="0" distB="0" distL="0" distR="0" wp14:anchorId="4F617BAF" wp14:editId="69D2D36B">
+            <wp:extent cx="10871200" cy="2192259"/>
+            <wp:effectExtent l="0" t="0" r="6350" b="0"/>
+            <wp:docPr id="8" name="Рисунок 8"/>
+            <wp:cNvGraphicFramePr>
+              <a:graphicFrameLocks xmlns:a="http://schemas.openxmlformats.org/drawingml/2006/main" noChangeAspect="1"/>
+            </wp:cNvGraphicFramePr>
+            <a:graphic xmlns:a="http://schemas.openxmlformats.org/drawingml/2006/main">
+              <a:graphicData uri="http://schemas.openxmlformats.org/drawingml/2006/picture">
+                <pic:pic xmlns:pic="http://schemas.openxmlformats.org/drawingml/2006/picture">
+                  <pic:nvPicPr>
+                    <pic:cNvPr id="1" name=""/>
+                    <pic:cNvPicPr/>
+                  </pic:nvPicPr>
+                  <pic:blipFill>
+                    <a:blip r:embed="rId12"/>
+                    <a:stretch>
+                      <a:fillRect/>
+                    </a:stretch>
+                  </pic:blipFill>
+                  <pic:spPr>
+                    <a:xfrm>
+                      <a:off x="0" y="0"/>
+                      <a:ext cx="10953839" cy="2208924"/>
+                    </a:xfrm>
+                    <a:prstGeom prst="rect">
+                      <a:avLst/>
+                    </a:prstGeom>
+                  </pic:spPr>
+                </pic:pic>
+              </a:graphicData>
+            </a:graphic>
+          </wp:inline>
+        </w:drawing>
+      </w:r>
+    </w:p>
+    <w:p>
+      <w:pPr>
+        <w:rPr>
+          <w:sz w:val="32"/>
+          <w:lang w:val="en-US"/>
+        </w:rPr>
+      </w:pPr>
+      <w:r>
+        <w:rPr>
+          <w:noProof/>
+          <w:lang w:eastAsia="ru-RU"/>
+        </w:rPr>
+        <w:drawing>
+          <wp:inline distT="0" distB="0" distL="0" distR="0" wp14:anchorId="452C52DD" wp14:editId="01981212">
+            <wp:extent cx="10317708" cy="6370874"/>
+            <wp:effectExtent l="0" t="0" r="7620" b="0"/>
+            <wp:docPr id="11" name="Рисунок 11"/>
             <wp:cNvGraphicFramePr>
               <a:graphicFrameLocks xmlns:a="http://schemas.openxmlformats.org/drawingml/2006/main" noChangeAspect="1"/>
             </wp:cNvGraphicFramePr>
@@ -853,7 +806,7 @@
                   <pic:spPr>
                     <a:xfrm>
                       <a:off x="0" y="0"/>
-                      <a:ext cx="6730576" cy="3575133"/>
+                      <a:ext cx="10366102" cy="6400756"/>
                     </a:xfrm>
                     <a:prstGeom prst="rect">
                       <a:avLst/>
@@ -876,12 +829,42 @@
       <w:r>
         <w:rPr>
           <w:sz w:val="32"/>
-          <w:lang w:val="en-US"/>
-        </w:rPr>
-        <w:t>---</w:t>
-      </w:r>
-      <w:bookmarkStart w:id="0" w:name="_GoBack"/>
-      <w:bookmarkEnd w:id="0"/>
+        </w:rPr>
+        <w:lastRenderedPageBreak/>
+        <w:t>5.7</w:t>
+      </w:r>
+      <w:r>
+        <w:rPr>
+          <w:sz w:val="32"/>
+        </w:rPr>
+        <w:t xml:space="preserve"> </w:t>
+      </w:r>
+      <w:r>
+        <w:rPr>
+          <w:sz w:val="32"/>
+        </w:rPr>
+        <w:t xml:space="preserve">Замена вложенных условий на </w:t>
+      </w:r>
+      <w:r>
+        <w:rPr>
+          <w:sz w:val="32"/>
+          <w:lang w:val="en-US"/>
+        </w:rPr>
+        <w:t>guard</w:t>
+      </w:r>
+      <w:r>
+        <w:rPr>
+          <w:sz w:val="32"/>
+        </w:rPr>
+        <w:t xml:space="preserve"> </w:t>
+      </w:r>
+      <w:r>
+        <w:rPr>
+          <w:sz w:val="32"/>
+          <w:lang w:val="en-US"/>
+        </w:rPr>
+        <w:t>clauses</w:t>
+      </w:r>
     </w:p>
     <w:p>
       <w:pPr>
@@ -894,12 +877,11 @@
           <w:noProof/>
           <w:lang w:eastAsia="ru-RU"/>
         </w:rPr>
-        <w:lastRenderedPageBreak/>
         <w:drawing>
-          <wp:inline distT="0" distB="0" distL="0" distR="0" wp14:anchorId="5903B5C9" wp14:editId="19ED1544">
-            <wp:extent cx="8467725" cy="4924425"/>
-            <wp:effectExtent l="0" t="0" r="9525" b="9525"/>
-            <wp:docPr id="16" name="Рисунок 16"/>
+          <wp:inline distT="0" distB="0" distL="0" distR="0" wp14:anchorId="234615F9" wp14:editId="07AAC494">
+            <wp:extent cx="13962310" cy="2238233"/>
+            <wp:effectExtent l="0" t="0" r="1905" b="0"/>
+            <wp:docPr id="12" name="Рисунок 12"/>
             <wp:cNvGraphicFramePr>
               <a:graphicFrameLocks xmlns:a="http://schemas.openxmlformats.org/drawingml/2006/main" noChangeAspect="1"/>
             </wp:cNvGraphicFramePr>
@@ -919,7 +901,7 @@
                   <pic:spPr>
                     <a:xfrm>
                       <a:off x="0" y="0"/>
-                      <a:ext cx="8467725" cy="4924425"/>
+                      <a:ext cx="14186669" cy="2274199"/>
                     </a:xfrm>
                     <a:prstGeom prst="rect">
                       <a:avLst/>
@@ -944,10 +926,10 @@
           <w:lang w:eastAsia="ru-RU"/>
         </w:rPr>
         <w:drawing>
-          <wp:inline distT="0" distB="0" distL="0" distR="0" wp14:anchorId="4595C6A6" wp14:editId="0A6D7DAB">
-            <wp:extent cx="7134225" cy="2324100"/>
-            <wp:effectExtent l="0" t="0" r="9525" b="0"/>
-            <wp:docPr id="17" name="Рисунок 17"/>
+          <wp:inline distT="0" distB="0" distL="0" distR="0" wp14:anchorId="2F0D6CFD" wp14:editId="5BD9E1B0">
+            <wp:extent cx="13546710" cy="6209731"/>
+            <wp:effectExtent l="0" t="0" r="0" b="635"/>
+            <wp:docPr id="20" name="Рисунок 20"/>
             <wp:cNvGraphicFramePr>
               <a:graphicFrameLocks xmlns:a="http://schemas.openxmlformats.org/drawingml/2006/main" noChangeAspect="1"/>
             </wp:cNvGraphicFramePr>
@@ -967,7 +949,7 @@
                   <pic:spPr>
                     <a:xfrm>
                       <a:off x="0" y="0"/>
-                      <a:ext cx="7134225" cy="2324100"/>
+                      <a:ext cx="13713300" cy="6286095"/>
                     </a:xfrm>
                     <a:prstGeom prst="rect">
                       <a:avLst/>
@@ -979,6 +961,196 @@
           </wp:inline>
         </w:drawing>
       </w:r>
+      <w:r>
+        <w:rPr>
+          <w:sz w:val="32"/>
+        </w:rPr>
+        <w:br w:type="page"/>
+      </w:r>
+    </w:p>
+    <w:p>
+      <w:pPr>
+        <w:rPr>
+          <w:sz w:val="32"/>
+        </w:rPr>
+      </w:pPr>
+      <w:r>
+        <w:rPr>
+          <w:sz w:val="32"/>
+          <w:lang w:val="en-US"/>
+        </w:rPr>
+        <w:lastRenderedPageBreak/>
+        <w:t xml:space="preserve">5.8 </w:t>
+      </w:r>
+      <w:r>
+        <w:rPr>
+          <w:sz w:val="32"/>
+        </w:rPr>
+        <w:t>Замена длинного метода</w:t>
+      </w:r>
+    </w:p>
+    <w:p>
+      <w:pPr>
+        <w:rPr>
+          <w:sz w:val="32"/>
+        </w:rPr>
+      </w:pPr>
+      <w:r>
+        <w:rPr>
+          <w:noProof/>
+          <w:lang w:eastAsia="ru-RU"/>
+        </w:rPr>
+        <w:drawing>
+          <wp:inline distT="0" distB="0" distL="0" distR="0" wp14:anchorId="2C872AF6" wp14:editId="021CB59D">
+            <wp:extent cx="10919691" cy="5800298"/>
+            <wp:effectExtent l="0" t="0" r="0" b="0"/>
+            <wp:docPr id="10" name="Рисунок 10"/>
+            <wp:cNvGraphicFramePr>
+              <a:graphicFrameLocks xmlns:a="http://schemas.openxmlformats.org/drawingml/2006/main" noChangeAspect="1"/>
+            </wp:cNvGraphicFramePr>
+            <a:graphic xmlns:a="http://schemas.openxmlformats.org/drawingml/2006/main">
+              <a:graphicData uri="http://schemas.openxmlformats.org/drawingml/2006/picture">
+                <pic:pic xmlns:pic="http://schemas.openxmlformats.org/drawingml/2006/picture">
+                  <pic:nvPicPr>
+                    <pic:cNvPr id="1" name=""/>
+                    <pic:cNvPicPr/>
+                  </pic:nvPicPr>
+                  <pic:blipFill>
+                    <a:blip r:embed="rId17"/>
+                    <a:stretch>
+                      <a:fillRect/>
+                    </a:stretch>
+                  </pic:blipFill>
+                  <pic:spPr>
+                    <a:xfrm>
+                      <a:off x="0" y="0"/>
+                      <a:ext cx="11033523" cy="5860763"/>
+                    </a:xfrm>
+                    <a:prstGeom prst="rect">
+                      <a:avLst/>
+                    </a:prstGeom>
+                  </pic:spPr>
+                </pic:pic>
+              </a:graphicData>
+            </a:graphic>
+          </wp:inline>
+        </w:drawing>
+      </w:r>
+    </w:p>
+    <w:p>
+      <w:pPr>
+        <w:rPr>
+          <w:sz w:val="32"/>
+          <w:lang w:val="en-US"/>
+        </w:rPr>
+      </w:pPr>
+      <w:r>
+        <w:rPr>
+          <w:sz w:val="32"/>
+          <w:lang w:val="en-US"/>
+        </w:rPr>
+        <w:t>---</w:t>
+      </w:r>
+    </w:p>
+    <w:p>
+      <w:pPr>
+        <w:rPr>
+          <w:sz w:val="32"/>
+        </w:rPr>
+      </w:pPr>
+      <w:r>
+        <w:rPr>
+          <w:noProof/>
+          <w:lang w:eastAsia="ru-RU"/>
+        </w:rPr>
+        <w:lastRenderedPageBreak/>
+        <w:drawing>
+          <wp:inline distT="0" distB="0" distL="0" distR="0" wp14:anchorId="7E8D5194" wp14:editId="0643B3D6">
+            <wp:extent cx="3739487" cy="5623876"/>
+            <wp:effectExtent l="0" t="0" r="0" b="0"/>
+            <wp:docPr id="7" name="Рисунок 7"/>
+            <wp:cNvGraphicFramePr>
+              <a:graphicFrameLocks xmlns:a="http://schemas.openxmlformats.org/drawingml/2006/main" noChangeAspect="1"/>
+            </wp:cNvGraphicFramePr>
+            <a:graphic xmlns:a="http://schemas.openxmlformats.org/drawingml/2006/main">
+              <a:graphicData uri="http://schemas.openxmlformats.org/drawingml/2006/picture">
+                <pic:pic xmlns:pic="http://schemas.openxmlformats.org/drawingml/2006/picture">
+                  <pic:nvPicPr>
+                    <pic:cNvPr id="1" name=""/>
+                    <pic:cNvPicPr/>
+                  </pic:nvPicPr>
+                  <pic:blipFill>
+                    <a:blip r:embed="rId18"/>
+                    <a:stretch>
+                      <a:fillRect/>
+                    </a:stretch>
+                  </pic:blipFill>
+                  <pic:spPr>
+                    <a:xfrm>
+                      <a:off x="0" y="0"/>
+                      <a:ext cx="3775645" cy="5678254"/>
+                    </a:xfrm>
+                    <a:prstGeom prst="rect">
+                      <a:avLst/>
+                    </a:prstGeom>
+                  </pic:spPr>
+                </pic:pic>
+              </a:graphicData>
+            </a:graphic>
+          </wp:inline>
+        </w:drawing>
+      </w:r>
+    </w:p>
+    <w:p>
+      <w:pPr>
+        <w:rPr>
+          <w:sz w:val="32"/>
+          <w:lang w:val="en-US"/>
+        </w:rPr>
+      </w:pPr>
+      <w:r>
+        <w:rPr>
+          <w:noProof/>
+          <w:lang w:eastAsia="ru-RU"/>
+        </w:rPr>
+        <w:drawing>
+          <wp:inline distT="0" distB="0" distL="0" distR="0" wp14:anchorId="4595C6A6" wp14:editId="0A6D7DAB">
+            <wp:extent cx="9826388" cy="3201120"/>
+            <wp:effectExtent l="0" t="0" r="3810" b="0"/>
+            <wp:docPr id="17" name="Рисунок 17"/>
+            <wp:cNvGraphicFramePr>
+              <a:graphicFrameLocks xmlns:a="http://schemas.openxmlformats.org/drawingml/2006/main" noChangeAspect="1"/>
+            </wp:cNvGraphicFramePr>
+            <a:graphic xmlns:a="http://schemas.openxmlformats.org/drawingml/2006/main">
+              <a:graphicData uri="http://schemas.openxmlformats.org/drawingml/2006/picture">
+                <pic:pic xmlns:pic="http://schemas.openxmlformats.org/drawingml/2006/picture">
+                  <pic:nvPicPr>
+                    <pic:cNvPr id="1" name=""/>
+                    <pic:cNvPicPr/>
+                  </pic:nvPicPr>
+                  <pic:blipFill>
+                    <a:blip r:embed="rId19"/>
+                    <a:stretch>
+                      <a:fillRect/>
+                    </a:stretch>
+                  </pic:blipFill>
+                  <pic:spPr>
+                    <a:xfrm>
+                      <a:off x="0" y="0"/>
+                      <a:ext cx="9953913" cy="3242664"/>
+                    </a:xfrm>
+                    <a:prstGeom prst="rect">
+                      <a:avLst/>
+                    </a:prstGeom>
+                  </pic:spPr>
+                </pic:pic>
+              </a:graphicData>
+            </a:graphic>
+          </wp:inline>
+        </w:drawing>
+      </w:r>
+      <w:bookmarkStart w:id="0" w:name="_GoBack"/>
+      <w:bookmarkEnd w:id="0"/>
     </w:p>
     <w:sectPr>
       <w:pgSz w:w="23811" w:h="16838" w:orient="landscape" w:code="8"/>
